--- a/Deutsch_11/Kafka_Brief_an_den_Vater/Tafelscript_Kafka_Brief_an_den_Vater.docx
+++ b/Deutsch_11/Kafka_Brief_an_den_Vater/Tafelscript_Kafka_Brief_an_den_Vater.docx
@@ -158,19 +158,19 @@
                 <w:b/>
                 <w:bCs/>
                 <w:color w:val="F5D76E"/>
-                <w:sz w:val="20"/>
-                <w:szCs w:val="20"/>
-              </w:rPr>
-              <w:t xml:space="preserve">Leitfrage: </w:t>
+                <w:sz w:val="21"/>
+                <w:szCs w:val="21"/>
+              </w:rPr>
+              <w:t xml:space="preserve">These: </w:t>
             </w:r>
             <w:r>
               <w:rPr>
                 <w:rFonts w:ascii="Calibri" w:cs="Calibri" w:eastAsia="Calibri" w:hAnsi="Calibri"/>
                 <w:color w:val="F3F1EA"/>
-                <w:sz w:val="20"/>
-                <w:szCs w:val="20"/>
-              </w:rPr>
-              <w:t xml:space="preserve">Warum schreibt Kafka seinem Vater, statt mit ihm zu reden?</w:t>
+                <w:sz w:val="21"/>
+                <w:szCs w:val="21"/>
+              </w:rPr>
+              <w:t xml:space="preserve">Kafkas „Furcht“ gründet auf Kommunikationsproblemen. → Beweist es mit Zitaten!</w:t>
             </w:r>
             <w:r>
               <w:rPr>
@@ -414,7 +414,7 @@
                       <w:sz w:val="18"/>
                       <w:szCs w:val="18"/>
                     </w:rPr>
-                    <w:t xml:space="preserve">Wirkung auf den Sohn</w:t>
+                    <w:t xml:space="preserve">Wirkung auf den Sohn (→ Furcht)</w:t>
                   </w:r>
                 </w:p>
               </w:tc>
@@ -1343,7 +1343,7 @@
                       <w:sz w:val="19"/>
                       <w:szCs w:val="19"/>
                     </w:rPr>
-                    <w:t xml:space="preserve">Umschreiben: Hätte das gereicht?</w:t>
+                    <w:t xml:space="preserve">These bestätigt?</w:t>
                   </w:r>
                 </w:p>
                 <w:p>
@@ -1357,7 +1357,7 @@
                       <w:sz w:val="16"/>
                       <w:szCs w:val="16"/>
                     </w:rPr>
-                    <w:t xml:space="preserve">Vater formuliert um → das Gespräch ändert sich sofort</w:t>
+                    <w:t xml:space="preserve">Ja: Drohung, Ironie, widersprüchliche Regeln, „Kein Wort der Widerrede!“</w:t>
                   </w:r>
                 </w:p>
                 <w:p>
@@ -1367,11 +1367,13 @@
                   <w:r>
                     <w:rPr>
                       <w:rFonts w:ascii="Calibri" w:cs="Calibri" w:eastAsia="Calibri" w:hAnsi="Calibri"/>
+                      <w:i/>
+                      <w:iCs/>
                       <w:color w:val="F3F1EA"/>
                       <w:sz w:val="16"/>
                       <w:szCs w:val="16"/>
                     </w:rPr>
-                    <w:t xml:space="preserve">Sohn formuliert um → prallt am Machtgefälle ab</w:t>
+                    <w:t xml:space="preserve">Aber: „Du verstärktest nur, was war“ – „Deine Hand und mein Material“</w:t>
                   </w:r>
                 </w:p>
                 <w:p>
@@ -1384,10 +1386,10 @@
                       <w:b/>
                       <w:bCs/>
                       <w:color w:val="F5D76E"/>
-                      <w:sz w:val="17"/>
-                      <w:szCs w:val="17"/>
-                    </w:rPr>
-                    <w:t xml:space="preserve">⇒ Techniken brauchen Augenhöhe. Der Stärkere muss anfangen.</w:t>
+                      <w:sz w:val="16"/>
+                      <w:szCs w:val="16"/>
+                    </w:rPr>
+                    <w:t xml:space="preserve">Umschreiben zeigt: Techniken brauchen Augenhöhe – der Stärkere muss anfangen.</w:t>
                   </w:r>
                 </w:p>
               </w:tc>
@@ -1899,7 +1901,7 @@
                 <w:sz w:val="18"/>
                 <w:szCs w:val="18"/>
               </w:rPr>
-              <w:t xml:space="preserve">Einstieg: der Briefanfang</w:t>
+              <w:t xml:space="preserve">Einstieg: Briefanfang und These</w:t>
             </w:r>
           </w:p>
         </w:tc>
@@ -1931,7 +1933,7 @@
                 <w:sz w:val="17"/>
                 <w:szCs w:val="17"/>
               </w:rPr>
-              <w:t xml:space="preserve">Überschrift, Zitat des Briefanfangs, Leitfrage</w:t>
+              <w:t xml:space="preserve">Überschrift, Zitat des Briefanfangs, These</w:t>
             </w:r>
           </w:p>
         </w:tc>
@@ -1964,7 +1966,7 @@
                 <w:sz w:val="17"/>
                 <w:szCs w:val="17"/>
               </w:rPr>
-              <w:t xml:space="preserve">Briefanfang vorlesen oder zeigen. Impuls: „Warum schreibt ein 36-Jähriger seinem Vater einen Brief, statt mit ihm zu reden?“ Zwei, drei Vermutungen sammeln, dann die Leitfrage anschreiben. Die Antwort bleibt offen bis ④.</w:t>
+              <w:t xml:space="preserve">Briefanfang vorlesen oder zeigen. Impuls: „Wovor hat ein 36-Jähriger Furcht – und warum schreibt er, statt zu reden?“ Zwei, drei Vermutungen sammeln. Dann die These anschreiben: „Kafkas ‚Furcht‘ gründet auf Kommunikationsproblemen.“ Auftrag für die Stunde: Beweist es mit Zitaten! Die Überprüfung folgt in ④.</w:t>
             </w:r>
           </w:p>
         </w:tc>
@@ -2815,7 +2817,7 @@
                 <w:sz w:val="18"/>
                 <w:szCs w:val="18"/>
               </w:rPr>
-              <w:t xml:space="preserve">Vorlesen und Diskussion</w:t>
+              <w:t xml:space="preserve">Vorlesen und Prüfung der These</w:t>
             </w:r>
           </w:p>
         </w:tc>
@@ -2880,7 +2882,7 @@
                 <w:sz w:val="17"/>
                 <w:szCs w:val="17"/>
               </w:rPr>
-              <w:t xml:space="preserve">Vorgemerkte Versionen vorlesen lassen. Impuls: „Hätte das gereicht? Wer müsste sich ändern?“ – dann: „Generationenkonflikt oder Kommunikationsproblem?“ Ergebnis: Techniken brauchen Augenhöhe.</w:t>
+              <w:t xml:space="preserve">Vorgemerkte Umschreibungen vorlesen lassen: „Hätte das gereicht? Wer müsste sich ändern?“ Dann zurück zur These: „Ist sie bewiesen?“ Gegenargument einbringen, falls es nicht von selbst kommt – Kafka schreibt selbst: „Du verstärktest nur, was war“ (S. 6) und „Deine Hand und mein Material“ waren „einander so fremd“ (S. 6). Ergebnis im Kasten ④.</w:t>
             </w:r>
           </w:p>
         </w:tc>
@@ -2912,7 +2914,7 @@
                 <w:sz w:val="17"/>
                 <w:szCs w:val="17"/>
               </w:rPr>
-              <w:t xml:space="preserve">lesen vor, diskutieren</w:t>
+              <w:t xml:space="preserve">lesen vor, prüfen die These</w:t>
             </w:r>
           </w:p>
         </w:tc>
@@ -3031,7 +3033,7 @@
                 <w:sz w:val="17"/>
                 <w:szCs w:val="17"/>
               </w:rPr>
-              <w:t xml:space="preserve">Pfeil von ④ zurück zur Leitfrage, Zitat ergänzen</w:t>
+              <w:t xml:space="preserve">Pfeil von ④ zurück zur These, Zitat ergänzen</w:t>
             </w:r>
           </w:p>
         </w:tc>
@@ -3064,7 +3066,7 @@
                 <w:sz w:val="17"/>
                 <w:szCs w:val="17"/>
               </w:rPr>
-              <w:t xml:space="preserve">Die Stelle zur Widerrede vorlesen (S. 5): „… schließlich schwieg ich, zuerst vielleicht aus Trotz, dann, weil ich vor Dir weder denken noch reden konnte.“ Damit ist die Leitfrage beantwortet.</w:t>
+              <w:t xml:space="preserve">Die Stelle zur Widerrede vorlesen (S. 5 f.): „… schließlich schwieg ich, zuerst vielleicht aus Trotz, dann, weil ich vor Dir weder denken noch reden konnte.“ Die Furcht macht sprachlos – darum der Brief.</w:t>
             </w:r>
           </w:p>
         </w:tc>
@@ -3680,7 +3682,7 @@
           <w:sz w:val="24"/>
           <w:szCs w:val="24"/>
         </w:rPr>
-        <w:t xml:space="preserve">Diskussion: Generationenkonflikt oder Kommunikationsproblem?</w:t>
+        <w:t xml:space="preserve">These: Kafkas „Furcht“ gründet auf Kommunikationsproblemen – bestätigt?</w:t>
       </w:r>
     </w:p>
     <w:tbl>
@@ -3733,7 +3735,7 @@
                 <w:sz w:val="18"/>
                 <w:szCs w:val="18"/>
               </w:rPr>
-              <w:t xml:space="preserve">Generationenkonflikt: </w:t>
+              <w:t xml:space="preserve">Dafür: </w:t>
             </w:r>
             <w:r>
               <w:rPr>
@@ -3742,7 +3744,7 @@
                 <w:sz w:val="18"/>
                 <w:szCs w:val="18"/>
               </w:rPr>
-              <w:t xml:space="preserve">unterschiedliche Lebenserfahrung (Not gegen Wohlstand) und Werte (Kraft, Arbeit, Dankbarkeit gegen Empfindsamkeit, Bücher); der Vater misst den Sohn an seiner eigenen Jugend.</w:t>
+              <w:t xml:space="preserve">Drohung („ich zerreiße Dich wie einen Fisch“), Ironie mit „bösem Lachen“, Kritik über Dritte, Regeln, die nur für den Sohn gelten, und das Verbot der Widerrede machen jedes Gespräch unmöglich. Die Furcht entsteht dort, wo das Kind nichts verstehen und nichts erwidern darf.</w:t>
             </w:r>
           </w:p>
           <w:p>
@@ -3758,7 +3760,7 @@
                 <w:sz w:val="18"/>
                 <w:szCs w:val="18"/>
               </w:rPr>
-              <w:t xml:space="preserve">Kommunikationsproblem: </w:t>
+              <w:t xml:space="preserve">Dagegen / Einschränkung: </w:t>
             </w:r>
             <w:r>
               <w:rPr>
@@ -3767,7 +3769,7 @@
                 <w:sz w:val="18"/>
                 <w:szCs w:val="18"/>
               </w:rPr>
-              <w:t xml:space="preserve">Drohung, Ironie und widersprüchliche Regeln machen ein Gespräch unmöglich; Widerrede ist verboten. Der Konflikt könnte besprochen werden – wird es aber nicht.</w:t>
+              <w:t xml:space="preserve">Kafka selbst relativiert: „Du verstärktest nur, was war“ (S. 6); „Deine Hand und mein Material“ seien „einander so fremd gewesen“ (S. 6). Dazu kommen der Generationenkonflikt (Not gegen Wohlstand, Kraft gegen Empfindsamkeit) und das körperliche Gefälle („Du stark, groß, breit“).</w:t>
             </w:r>
           </w:p>
           <w:p>
@@ -3783,7 +3785,7 @@
                 <w:sz w:val="18"/>
                 <w:szCs w:val="18"/>
               </w:rPr>
-              <w:t xml:space="preserve">Zuspitzung: </w:t>
+              <w:t xml:space="preserve">Fazit: </w:t>
             </w:r>
             <w:r>
               <w:rPr>
@@ -3792,7 +3794,7 @@
                 <w:sz w:val="18"/>
                 <w:szCs w:val="18"/>
               </w:rPr>
-              <w:t xml:space="preserve">Beides hängt zusammen – der Generationenkonflikt wird erst durch die starre Komplementarität unlösbar. Der Brief ist Kafkas Versuch der Metakommunikation; er erreicht den Vater nie.</w:t>
+              <w:t xml:space="preserve">Die These trägt, braucht aber eine Ergänzung: Die Kommunikation macht aus Unterschieden Furcht. Erst die starre Komplementarität verhindert, dass der Konflikt besprochen wird. Der Brief ist Kafkas Versuch der Metakommunikation – er erreicht den Vater nie.</w:t>
             </w:r>
           </w:p>
         </w:tc>

--- a/Deutsch_11/Kafka_Brief_an_den_Vater/Tafelscript_Kafka_Brief_an_den_Vater.docx
+++ b/Deutsch_11/Kafka_Brief_an_den_Vater/Tafelscript_Kafka_Brief_an_den_Vater.docx
@@ -2079,7 +2079,7 @@
                 <w:sz w:val="18"/>
                 <w:szCs w:val="18"/>
               </w:rPr>
-              <w:t xml:space="preserve">0–15'</w:t>
+              <w:t xml:space="preserve">0–5'</w:t>
             </w:r>
           </w:p>
         </w:tc>
@@ -2114,7 +2114,7 @@
                 <w:sz w:val="18"/>
                 <w:szCs w:val="18"/>
               </w:rPr>
-              <w:t xml:space="preserve">Diktat + Selbstkontrolle</w:t>
+              <w:t xml:space="preserve">Einstieg</w:t>
             </w:r>
           </w:p>
         </w:tc>
@@ -2147,7 +2147,7 @@
                 <w:sz w:val="17"/>
                 <w:szCs w:val="17"/>
               </w:rPr>
-              <w:t xml:space="preserve">Diktat nach der Vorlesefassung; danach Whiteboard-Folien, Fehler farbig anstreichen und zählen. Keine Besprechung.</w:t>
+              <w:t xml:space="preserve">Briefanfang vorlesen: „Du hast mich letzthin einmal gefragt, warum ich behaupte, ich hätte Furcht vor Dir …“ Impuls: „Wovor hat ein 36-Jähriger Furcht – und warum schreibt er, statt zu reden?“ Zwei, drei Vermutungen sammeln. Dann These anschreiben: „Kafkas ‚Furcht‘ gründet auf Kommunikationsproblemen.“ Überleitung: „Bevor wir das prüfen, brauchen wir den Hintergrund – den schreibt ihr jetzt mit.“</w:t>
             </w:r>
           </w:p>
         </w:tc>
@@ -2179,7 +2179,7 @@
                 <w:sz w:val="17"/>
                 <w:szCs w:val="17"/>
               </w:rPr>
-              <w:t xml:space="preserve">–</w:t>
+              <w:t xml:space="preserve">Titel, These</w:t>
             </w:r>
           </w:p>
         </w:tc>
@@ -2211,7 +2211,7 @@
                 <w:sz w:val="17"/>
                 <w:szCs w:val="17"/>
               </w:rPr>
-              <w:t xml:space="preserve">Vorlesefassung, Whiteboard</w:t>
+              <w:t xml:space="preserve">–</w:t>
             </w:r>
           </w:p>
         </w:tc>
@@ -2252,7 +2252,7 @@
                 <w:sz w:val="18"/>
                 <w:szCs w:val="18"/>
               </w:rPr>
-              <w:t xml:space="preserve">15–20'</w:t>
+              <w:t xml:space="preserve">5–20'</w:t>
             </w:r>
           </w:p>
         </w:tc>
@@ -2287,7 +2287,7 @@
                 <w:sz w:val="18"/>
                 <w:szCs w:val="18"/>
               </w:rPr>
-              <w:t xml:space="preserve">Einstieg</w:t>
+              <w:t xml:space="preserve">Diktat + Selbstkontrolle</w:t>
             </w:r>
           </w:p>
         </w:tc>
@@ -2320,7 +2320,7 @@
                 <w:sz w:val="17"/>
                 <w:szCs w:val="17"/>
               </w:rPr>
-              <w:t xml:space="preserve">Briefanfang vorlesen: „Du hast mich letzthin einmal gefragt, warum ich behaupte, ich hätte Furcht vor Dir …“ Impuls: „Wovor hat ein 36-Jähriger Furcht – und warum schreibt er, statt zu reden?“ Dann These anschreiben: „Kafkas ‚Furcht‘ gründet auf Kommunikationsproblemen.“</w:t>
+              <w:t xml:space="preserve">Diktat nach der Vorlesefassung (Kontext + Fachbegriffe); danach Whiteboard-Folien, Fehler farbig anstreichen und zählen. Keine Besprechung. Zum Schluss den Fahrplan an die Tafel: Verstehen → Untersuchen → Schreiben.</w:t>
             </w:r>
           </w:p>
         </w:tc>
@@ -2352,7 +2352,7 @@
                 <w:sz w:val="17"/>
                 <w:szCs w:val="17"/>
               </w:rPr>
-              <w:t xml:space="preserve">Titel, These, Fahrplan (Verstehen → Untersuchen → Schreiben)</w:t>
+              <w:t xml:space="preserve">Fahrplan</w:t>
             </w:r>
           </w:p>
         </w:tc>
@@ -2384,7 +2384,7 @@
                 <w:sz w:val="17"/>
                 <w:szCs w:val="17"/>
               </w:rPr>
-              <w:t xml:space="preserve">Arbeitsblatt S. 1</w:t>
+              <w:t xml:space="preserve">Vorlesefassung, Whiteboard; Arbeitsblatt austeilen</w:t>
             </w:r>
           </w:p>
         </w:tc>

--- a/Deutsch_11/Kafka_Brief_an_den_Vater/Tafelscript_Kafka_Brief_an_den_Vater.docx
+++ b/Deutsch_11/Kafka_Brief_an_den_Vater/Tafelscript_Kafka_Brief_an_den_Vater.docx
@@ -2764,7 +2764,7 @@
                 <w:sz w:val="17"/>
                 <w:szCs w:val="17"/>
               </w:rPr>
-              <w:t xml:space="preserve">Auftrag: Aufgabe 1 auf dem Arbeitsblatt. Herumgehen; wer hängt, bekommt den Hinweis auf die Hilfefragen. Zwei gute Zeilen für das Zusammentragen vormerken.</w:t>
+              <w:t xml:space="preserve">Auftrag auf der Folie: Matrix zu C im Hefter, mindestens vier Zeilen mit Zitat und Zeile. Herumgehen; wer hängt, bekommt die Hilfefragen (Folie). Zwei gute Zeilen für das Zusammentragen vormerken.</w:t>
             </w:r>
           </w:p>
         </w:tc>
@@ -2828,7 +2828,7 @@
                 <w:sz w:val="17"/>
                 <w:szCs w:val="17"/>
               </w:rPr>
-              <w:t xml:space="preserve">Arbeitsblatt S. 2</w:t>
+              <w:t xml:space="preserve">Folie Auftrag 1, Hefter</w:t>
             </w:r>
           </w:p>
         </w:tc>
@@ -3283,7 +3283,7 @@
                 <w:sz w:val="17"/>
                 <w:szCs w:val="17"/>
               </w:rPr>
-              <w:t xml:space="preserve">Auftrag: Aufgabe 2. Kurz an Aufbau und Satzbausteine erinnern (Tafel ④). Optional den Musteranfang auf dem Whiteboard zeigen. Wer nicht fertig wird, schreibt zu Beginn der nächsten Stunde weiter – keine Hausaufgabe.</w:t>
+              <w:t xml:space="preserve">Auftrag auf der Folie: Fließtext im Hefter. Aufbau und Satzbausteine stehen auf Folie und Tafel ④. Optional nach 5 Min. den Musteranfang zeigen. Wer nicht fertig wird, schreibt zu Beginn der nächsten Stunde weiter – keine Hausaufgabe.</w:t>
             </w:r>
           </w:p>
         </w:tc>
@@ -3347,7 +3347,7 @@
                 <w:sz w:val="17"/>
                 <w:szCs w:val="17"/>
               </w:rPr>
-              <w:t xml:space="preserve">Arbeitsblatt S. 3</w:t>
+              <w:t xml:space="preserve">Folie Auftrag 2, Hefter</w:t>
             </w:r>
           </w:p>
         </w:tc>
@@ -3556,7 +3556,7 @@
           <w:sz w:val="34"/>
           <w:szCs w:val="34"/>
         </w:rPr>
-        <w:t xml:space="preserve">Musterfließtext zu Aufgabe 2</w:t>
+        <w:t xml:space="preserve">Musterfließtext zu Auftrag 2 (Fließtext)</w:t>
       </w:r>
     </w:p>
     <w:p>

--- a/Deutsch_11/Kafka_Brief_an_den_Vater/Tafelscript_Kafka_Brief_an_den_Vater.docx
+++ b/Deutsch_11/Kafka_Brief_an_den_Vater/Tafelscript_Kafka_Brief_an_den_Vater.docx
@@ -1747,7 +1747,47 @@
                 <w:sz w:val="20"/>
                 <w:szCs w:val="20"/>
               </w:rPr>
-              <w:t xml:space="preserve">   Schreibe deine Analyse von A und C als zusammenhängenden Text.</w:t>
+              <w:t xml:space="preserve">   </w:t>
+            </w:r>
+            <w:r>
+              <w:rPr>
+                <w:rFonts w:ascii="Calibri" w:cs="Calibri" w:eastAsia="Calibri" w:hAnsi="Calibri"/>
+                <w:b/>
+                <w:bCs/>
+                <w:color w:val="F3F1EA"/>
+                <w:sz w:val="20"/>
+                <w:szCs w:val="20"/>
+              </w:rPr>
+              <w:t xml:space="preserve">Analysiere</w:t>
+            </w:r>
+            <w:r>
+              <w:rPr>
+                <w:rFonts w:ascii="Calibri" w:cs="Calibri" w:eastAsia="Calibri" w:hAnsi="Calibri"/>
+                <w:color w:val="F3F1EA"/>
+                <w:sz w:val="20"/>
+                <w:szCs w:val="20"/>
+              </w:rPr>
+              <w:t xml:space="preserve"> die Kommunikation in A und C mithilfe der Modelle und </w:t>
+            </w:r>
+            <w:r>
+              <w:rPr>
+                <w:rFonts w:ascii="Calibri" w:cs="Calibri" w:eastAsia="Calibri" w:hAnsi="Calibri"/>
+                <w:b/>
+                <w:bCs/>
+                <w:color w:val="F3F1EA"/>
+                <w:sz w:val="20"/>
+                <w:szCs w:val="20"/>
+              </w:rPr>
+              <w:t xml:space="preserve">beurteile</w:t>
+            </w:r>
+            <w:r>
+              <w:rPr>
+                <w:rFonts w:ascii="Calibri" w:cs="Calibri" w:eastAsia="Calibri" w:hAnsi="Calibri"/>
+                <w:color w:val="F3F1EA"/>
+                <w:sz w:val="20"/>
+                <w:szCs w:val="20"/>
+              </w:rPr>
+              <w:t xml:space="preserve">, inwieweit die These zutrifft.</w:t>
             </w:r>
           </w:p>
           <w:p>
@@ -1772,7 +1812,7 @@
                 <w:sz w:val="20"/>
                 <w:szCs w:val="20"/>
               </w:rPr>
-              <w:t xml:space="preserve">Einleitung (Wer? An wen? Worum?)  →  je Zeile der Matrix: Behauptung → Beleg (Zitat + Z.) → Erklärung  →  Schluss: These</w:t>
+              <w:t xml:space="preserve">Einleitung (Autor, Titel, Jahr, Thema)  →  je Zeile der Matrix: Behauptung → Beleg (Zitat + Z.) → Erklärung  →  Schluss: begründetes Urteil zur These</w:t>
             </w:r>
           </w:p>
           <w:p>
@@ -3283,7 +3323,7 @@
                 <w:sz w:val="17"/>
                 <w:szCs w:val="17"/>
               </w:rPr>
-              <w:t xml:space="preserve">Auftrag auf der Folie: Fließtext im Hefter. Aufbau und Satzbausteine stehen auf Folie und Tafel ④. Optional nach 5 Min. den Musteranfang zeigen. Wer nicht fertig wird, schreibt zu Beginn der nächsten Stunde weiter – keine Hausaufgabe.</w:t>
+              <w:t xml:space="preserve">Auftrag (Folie): „Analysiere die Kommunikation zwischen Vater und Sohn in den Abschnitten A und C aus Franz Kafkas ‚Brief an den Vater‘ (1919) unter Berücksichtigung der Kommunikationsmodelle von Schulz von Thun und Watzlawick. Beurteile abschließend, inwieweit die These zutrifft, dass Kafkas ‚Furcht‘ auf Kommunikationsproblemen gründet.“ Operatoren kurz klären (s. Erwartungshorizont). Fließtext im Hefter; optional nach 5 Min. Musteranfang zeigen. Rest zu Beginn der nächsten Stunde – keine Hausaufgabe.</w:t>
             </w:r>
           </w:p>
         </w:tc>
@@ -3557,6 +3597,56 @@
           <w:szCs w:val="34"/>
         </w:rPr>
         <w:t xml:space="preserve">Musterfließtext zu Auftrag 2 (Fließtext)</w:t>
+      </w:r>
+    </w:p>
+    <w:p>
+      <w:pPr>
+        <w:spacing w:after="30" w:before="0"/>
+      </w:pPr>
+      <w:r>
+        <w:rPr>
+          <w:rFonts w:ascii="Calibri" w:cs="Calibri" w:eastAsia="Calibri" w:hAnsi="Calibri"/>
+          <w:b/>
+          <w:bCs/>
+          <w:color w:val="1E2761"/>
+          <w:sz w:val="18"/>
+          <w:szCs w:val="18"/>
+        </w:rPr>
+        <w:t xml:space="preserve">Auftrag: </w:t>
+      </w:r>
+      <w:r>
+        <w:rPr>
+          <w:rFonts w:ascii="Calibri" w:cs="Calibri" w:eastAsia="Calibri" w:hAnsi="Calibri"/>
+          <w:color w:val="000000"/>
+          <w:sz w:val="18"/>
+          <w:szCs w:val="18"/>
+        </w:rPr>
+        <w:t xml:space="preserve">Analysiere die Kommunikation zwischen Vater und Sohn in den Abschnitten A und C aus Franz Kafkas „Brief an den Vater“ (1919) unter Berücksichtigung der Kommunikationsmodelle von Schulz von Thun und Watzlawick. Beurteile abschließend, inwieweit die These zutrifft, dass Kafkas „Furcht“ auf Kommunikationsproblemen gründet.</w:t>
+      </w:r>
+    </w:p>
+    <w:p>
+      <w:pPr>
+        <w:spacing w:after="60" w:before="0"/>
+      </w:pPr>
+      <w:r>
+        <w:rPr>
+          <w:rFonts w:ascii="Calibri" w:cs="Calibri" w:eastAsia="Calibri" w:hAnsi="Calibri"/>
+          <w:b/>
+          <w:bCs/>
+          <w:color w:val="1E2761"/>
+          <w:sz w:val="17"/>
+          <w:szCs w:val="17"/>
+        </w:rPr>
+        <w:t xml:space="preserve">Operatoren: </w:t>
+      </w:r>
+      <w:r>
+        <w:rPr>
+          <w:rFonts w:ascii="Calibri" w:cs="Calibri" w:eastAsia="Calibri" w:hAnsi="Calibri"/>
+          <w:color w:val="5B6B8C"/>
+          <w:sz w:val="17"/>
+          <w:szCs w:val="17"/>
+        </w:rPr>
+        <w:t xml:space="preserve">Analysiere = untersuchen und geordnet, belegt darstellen · unter Berücksichtigung der Modelle = Fachbegriffe zur Erklärung nutzen · Beurteile abschließend, inwieweit = begründetes Urteil, auch „ja, aber …“</w:t>
       </w:r>
     </w:p>
     <w:p>
